--- a/public/sales-kit/06-guide-prospection-geschool.docx
+++ b/public/sales-kit/06-guide-prospection-geschool.docx
@@ -84,61 +84,43 @@
           <w:sz w:val="24"/>
           <w:szCs w:val="24"/>
         </w:rPr>
-        <w:t xml:space="preserve">1. Qui contacter ?</w:t>
-      </w:r>
-    </w:p>
-    <w:p>
-      <w:pPr>
-        <w:pStyle w:val="ListParagraph"/>
-        <w:numPr>
-          <w:ilvl w:val="0"/>
-          <w:numId w:val="1"/>
-        </w:numPr>
-        <w:spacing w:after="80"/>
-      </w:pPr>
-      <w:r>
-        <w:rPr>
-          <w:color w:val="374151"/>
-          <w:sz w:val="21"/>
-          <w:szCs w:val="21"/>
-        </w:rPr>
-        <w:t xml:space="preserve">Cible prioritaire : les écoles privées — circuits de décision courts.</w:t>
-      </w:r>
-    </w:p>
-    <w:p>
-      <w:pPr>
-        <w:pStyle w:val="ListParagraph"/>
-        <w:numPr>
-          <w:ilvl w:val="0"/>
-          <w:numId w:val="1"/>
-        </w:numPr>
-        <w:spacing w:after="80"/>
-      </w:pPr>
-      <w:r>
-        <w:rPr>
-          <w:color w:val="374151"/>
-          <w:sz w:val="21"/>
-          <w:szCs w:val="21"/>
-        </w:rPr>
-        <w:t xml:space="preserve">Interlocuteur clé : le Promoteur, le Directeur Général ou le Directeur des Études.</w:t>
-      </w:r>
-    </w:p>
-    <w:p>
-      <w:pPr>
-        <w:pStyle w:val="ListParagraph"/>
-        <w:numPr>
-          <w:ilvl w:val="0"/>
-          <w:numId w:val="1"/>
-        </w:numPr>
-        <w:spacing w:after="80"/>
-      </w:pPr>
-      <w:r>
-        <w:rPr>
-          <w:color w:val="374151"/>
-          <w:sz w:val="21"/>
-          <w:szCs w:val="21"/>
-        </w:rPr>
-        <w:t xml:space="preserve">Les secrétariats filtrent : utilisez une accroche courte pour décrocher un rendez-vous.</w:t>
+        <w:t xml:space="preserve">Le message à retenir</w:t>
+      </w:r>
+    </w:p>
+    <w:p>
+      <w:pPr>
+        <w:pStyle w:val="ListParagraph"/>
+        <w:numPr>
+          <w:ilvl w:val="0"/>
+          <w:numId w:val="1"/>
+        </w:numPr>
+        <w:spacing w:after="80"/>
+      </w:pPr>
+      <w:r>
+        <w:rPr>
+          <w:color w:val="374151"/>
+          <w:sz w:val="21"/>
+          <w:szCs w:val="21"/>
+        </w:rPr>
+        <w:t xml:space="preserve">L'école gagne en productivité : bulletins, présences et paiements automatisés, des journées entières gagnées.</w:t>
+      </w:r>
+    </w:p>
+    <w:p>
+      <w:pPr>
+        <w:pStyle w:val="ListParagraph"/>
+        <w:numPr>
+          <w:ilvl w:val="0"/>
+          <w:numId w:val="1"/>
+        </w:numPr>
+        <w:spacing w:after="80"/>
+      </w:pPr>
+      <w:r>
+        <w:rPr>
+          <w:color w:val="374151"/>
+          <w:sz w:val="21"/>
+          <w:szCs w:val="21"/>
+        </w:rPr>
+        <w:t xml:space="preserve">L'école gagne en revenus : c'est le parent qui paie 2 000 FCFA à l'inscription + 1 500 FCFA par élève et par mois ; elle reçoit 1 000 FCFA par élève à l'inscription puis 750 FCFA par élève chaque mois.</w:t>
       </w:r>
     </w:p>
     <w:p>
@@ -153,20 +135,61 @@
           <w:sz w:val="24"/>
           <w:szCs w:val="24"/>
         </w:rPr>
-        <w:t xml:space="preserve">2. Accroche de 30 secondes</w:t>
-      </w:r>
-    </w:p>
-    <w:p>
-      <w:pPr>
-        <w:spacing w:after="140"/>
-      </w:pPr>
-      <w:r>
-        <w:rPr>
-          <w:color w:val="374151"/>
-          <w:sz w:val="21"/>
-          <w:szCs w:val="21"/>
-        </w:rPr>
-        <w:t xml:space="preserve">« Bonjour, je m'appelle [____]. Je viens présenter GESchool, la plateforme de gestion scolaire qui automatise les bulletins, les présences et le suivi des frais de scolarité. Auriez-vous 20 minutes cette semaine pour une démonstration ? »</w:t>
+        <w:t xml:space="preserve">1. Qui contacter ?</w:t>
+      </w:r>
+    </w:p>
+    <w:p>
+      <w:pPr>
+        <w:pStyle w:val="ListParagraph"/>
+        <w:numPr>
+          <w:ilvl w:val="0"/>
+          <w:numId w:val="1"/>
+        </w:numPr>
+        <w:spacing w:after="80"/>
+      </w:pPr>
+      <w:r>
+        <w:rPr>
+          <w:color w:val="374151"/>
+          <w:sz w:val="21"/>
+          <w:szCs w:val="21"/>
+        </w:rPr>
+        <w:t xml:space="preserve">Cible prioritaire : les écoles privées — circuits de décision courts.</w:t>
+      </w:r>
+    </w:p>
+    <w:p>
+      <w:pPr>
+        <w:pStyle w:val="ListParagraph"/>
+        <w:numPr>
+          <w:ilvl w:val="0"/>
+          <w:numId w:val="1"/>
+        </w:numPr>
+        <w:spacing w:after="80"/>
+      </w:pPr>
+      <w:r>
+        <w:rPr>
+          <w:color w:val="374151"/>
+          <w:sz w:val="21"/>
+          <w:szCs w:val="21"/>
+        </w:rPr>
+        <w:t xml:space="preserve">Interlocuteur clé : le Promoteur, le Directeur Général ou le Directeur des Études.</w:t>
+      </w:r>
+    </w:p>
+    <w:p>
+      <w:pPr>
+        <w:pStyle w:val="ListParagraph"/>
+        <w:numPr>
+          <w:ilvl w:val="0"/>
+          <w:numId w:val="1"/>
+        </w:numPr>
+        <w:spacing w:after="80"/>
+      </w:pPr>
+      <w:r>
+        <w:rPr>
+          <w:color w:val="374151"/>
+          <w:sz w:val="21"/>
+          <w:szCs w:val="21"/>
+        </w:rPr>
+        <w:t xml:space="preserve">Les secrétariats filtrent : utilisez une accroche courte pour décrocher un rendez-vous.</w:t>
       </w:r>
     </w:p>
     <w:p>
@@ -181,61 +204,20 @@
           <w:sz w:val="24"/>
           <w:szCs w:val="24"/>
         </w:rPr>
-        <w:t xml:space="preserve">3. La démo idéale en 20 minutes</w:t>
-      </w:r>
-    </w:p>
-    <w:p>
-      <w:pPr>
-        <w:pStyle w:val="ListParagraph"/>
-        <w:numPr>
-          <w:ilvl w:val="0"/>
-          <w:numId w:val="1"/>
-        </w:numPr>
-        <w:spacing w:after="80"/>
-      </w:pPr>
-      <w:r>
-        <w:rPr>
-          <w:color w:val="374151"/>
-          <w:sz w:val="21"/>
-          <w:szCs w:val="21"/>
-        </w:rPr>
-        <w:t xml:space="preserve">Minutes 0-5 — Questionnez la douleur : « Comment gérez-vous les bulletins aujourd'hui ? », « Combien de temps pour les générer ? », « Comment suivez-vous les retards de paiement ? ».</w:t>
-      </w:r>
-    </w:p>
-    <w:p>
-      <w:pPr>
-        <w:pStyle w:val="ListParagraph"/>
-        <w:numPr>
-          <w:ilvl w:val="0"/>
-          <w:numId w:val="1"/>
-        </w:numPr>
-        <w:spacing w:after="80"/>
-      </w:pPr>
-      <w:r>
-        <w:rPr>
-          <w:color w:val="374151"/>
-          <w:sz w:val="21"/>
-          <w:szCs w:val="21"/>
-        </w:rPr>
-        <w:t xml:space="preserve">Minutes 5-15 — Montrez précisément comment GESchool résout LA douleur identifiée (base pré-remplie obligatoire).</w:t>
-      </w:r>
-    </w:p>
-    <w:p>
-      <w:pPr>
-        <w:pStyle w:val="ListParagraph"/>
-        <w:numPr>
-          <w:ilvl w:val="0"/>
-          <w:numId w:val="1"/>
-        </w:numPr>
-        <w:spacing w:after="80"/>
-      </w:pPr>
-      <w:r>
-        <w:rPr>
-          <w:color w:val="374151"/>
-          <w:sz w:val="21"/>
-          <w:szCs w:val="21"/>
-        </w:rPr>
-        <w:t xml:space="preserve">Minutes 15-20 — Proposez : période pilote gratuite + lettre d'intention, et fixez une date de relance.</w:t>
+        <w:t xml:space="preserve">2. Accroche de 30 secondes</w:t>
+      </w:r>
+    </w:p>
+    <w:p>
+      <w:pPr>
+        <w:spacing w:after="140"/>
+      </w:pPr>
+      <w:r>
+        <w:rPr>
+          <w:color w:val="374151"/>
+          <w:sz w:val="21"/>
+          <w:szCs w:val="21"/>
+        </w:rPr>
+        <w:t xml:space="preserve">« Bonjour, je m'appelle [____]. Je viens présenter GESchool, la plateforme qui automatise les bulletins, les présences et le suivi des frais de scolarité — et qui permet à votre école de gagner des revenus supplémentaires. Auriez-vous 20 minutes cette semaine pour une démonstration ? »</w:t>
       </w:r>
     </w:p>
     <w:p>
@@ -250,79 +232,61 @@
           <w:sz w:val="24"/>
           <w:szCs w:val="24"/>
         </w:rPr>
-        <w:t xml:space="preserve">4. Objections — préparez vos réponses</w:t>
-      </w:r>
-    </w:p>
-    <w:p>
-      <w:pPr>
-        <w:pStyle w:val="ListParagraph"/>
-        <w:numPr>
-          <w:ilvl w:val="0"/>
-          <w:numId w:val="1"/>
-        </w:numPr>
-        <w:spacing w:after="80"/>
-      </w:pPr>
-      <w:r>
-        <w:rPr>
-          <w:color w:val="374151"/>
-          <w:sz w:val="21"/>
-          <w:szCs w:val="21"/>
-        </w:rPr>
-        <w:t xml:space="preserve">« C'est trop cher » — « Le coût est de 2 000 FCFA par élève + 1 500 FCFA par mois : moins d'1% de la scolarité annuelle. »</w:t>
-      </w:r>
-    </w:p>
-    <w:p>
-      <w:pPr>
-        <w:pStyle w:val="ListParagraph"/>
-        <w:numPr>
-          <w:ilvl w:val="0"/>
-          <w:numId w:val="1"/>
-        </w:numPr>
-        <w:spacing w:after="80"/>
-      </w:pPr>
-      <w:r>
-        <w:rPr>
-          <w:color w:val="374151"/>
-          <w:sz w:val="21"/>
-          <w:szCs w:val="21"/>
-        </w:rPr>
-        <w:t xml:space="preserve">« On utilise déjà Excel » — « Excel ne génère pas les bulletins ni ne suit les impayés en temps réel. GESchool vous fait gagner des jours entiers. »</w:t>
-      </w:r>
-    </w:p>
-    <w:p>
-      <w:pPr>
-        <w:pStyle w:val="ListParagraph"/>
-        <w:numPr>
-          <w:ilvl w:val="0"/>
-          <w:numId w:val="1"/>
-        </w:numPr>
-        <w:spacing w:after="80"/>
-      </w:pPr>
-      <w:r>
-        <w:rPr>
-          <w:color w:val="374151"/>
-          <w:sz w:val="21"/>
-          <w:szCs w:val="21"/>
-        </w:rPr>
-        <w:t xml:space="preserve">« Comment c'est sécurisé ? » — « Données hébergées sur un cloud sécurisé et sauvegardé ; l'école garde la main sur ses accès. »</w:t>
-      </w:r>
-    </w:p>
-    <w:p>
-      <w:pPr>
-        <w:pStyle w:val="ListParagraph"/>
-        <w:numPr>
-          <w:ilvl w:val="0"/>
-          <w:numId w:val="1"/>
-        </w:numPr>
-        <w:spacing w:after="80"/>
-      </w:pPr>
-      <w:r>
-        <w:rPr>
-          <w:color w:val="374151"/>
-          <w:sz w:val="21"/>
-          <w:szCs w:val="21"/>
-        </w:rPr>
-        <w:t xml:space="preserve">« Pas le moment » — « Justement : une période pilote gratuite ne vous engage à rien et vous prépare à la rentrée. »</w:t>
+        <w:t xml:space="preserve">3. La démo idéale en 20 minutes</w:t>
+      </w:r>
+    </w:p>
+    <w:p>
+      <w:pPr>
+        <w:pStyle w:val="ListParagraph"/>
+        <w:numPr>
+          <w:ilvl w:val="0"/>
+          <w:numId w:val="1"/>
+        </w:numPr>
+        <w:spacing w:after="80"/>
+      </w:pPr>
+      <w:r>
+        <w:rPr>
+          <w:color w:val="374151"/>
+          <w:sz w:val="21"/>
+          <w:szCs w:val="21"/>
+        </w:rPr>
+        <w:t xml:space="preserve">Minutes 0-5 — Questionnez la douleur : « Comment gérez-vous les bulletins aujourd'hui ? », « Combien de temps pour les générer ? », « Comment suivez-vous les retards de paiement ? ».</w:t>
+      </w:r>
+    </w:p>
+    <w:p>
+      <w:pPr>
+        <w:pStyle w:val="ListParagraph"/>
+        <w:numPr>
+          <w:ilvl w:val="0"/>
+          <w:numId w:val="1"/>
+        </w:numPr>
+        <w:spacing w:after="80"/>
+      </w:pPr>
+      <w:r>
+        <w:rPr>
+          <w:color w:val="374151"/>
+          <w:sz w:val="21"/>
+          <w:szCs w:val="21"/>
+        </w:rPr>
+        <w:t xml:space="preserve">Minutes 5-15 — Montrez précisément comment GESchool résout LA douleur identifiée (base pré-remplie obligatoire).</w:t>
+      </w:r>
+    </w:p>
+    <w:p>
+      <w:pPr>
+        <w:pStyle w:val="ListParagraph"/>
+        <w:numPr>
+          <w:ilvl w:val="0"/>
+          <w:numId w:val="1"/>
+        </w:numPr>
+        <w:spacing w:after="80"/>
+      </w:pPr>
+      <w:r>
+        <w:rPr>
+          <w:color w:val="374151"/>
+          <w:sz w:val="21"/>
+          <w:szCs w:val="21"/>
+        </w:rPr>
+        <w:t xml:space="preserve">Minutes 15-20 — Présentez le gain financier (1 000 FCFA + 750 FCFA par élève) et proposez la signature de la lettre d'intention ; fixez la mise en service à la rentrée.</w:t>
       </w:r>
     </w:p>
     <w:p>
@@ -337,79 +301,79 @@
           <w:sz w:val="24"/>
           <w:szCs w:val="24"/>
         </w:rPr>
-        <w:t xml:space="preserve">5. Suivi &amp; relances</w:t>
-      </w:r>
-    </w:p>
-    <w:p>
-      <w:pPr>
-        <w:pStyle w:val="ListParagraph"/>
-        <w:numPr>
-          <w:ilvl w:val="0"/>
-          <w:numId w:val="1"/>
-        </w:numPr>
-        <w:spacing w:after="80"/>
-      </w:pPr>
-      <w:r>
-        <w:rPr>
-          <w:color w:val="374151"/>
-          <w:sz w:val="21"/>
-          <w:szCs w:val="21"/>
-        </w:rPr>
-        <w:t xml:space="preserve">J+1 : merci + envoi de la fiche produit.</w:t>
-      </w:r>
-    </w:p>
-    <w:p>
-      <w:pPr>
-        <w:pStyle w:val="ListParagraph"/>
-        <w:numPr>
-          <w:ilvl w:val="0"/>
-          <w:numId w:val="1"/>
-        </w:numPr>
-        <w:spacing w:after="80"/>
-      </w:pPr>
-      <w:r>
-        <w:rPr>
-          <w:color w:val="374151"/>
-          <w:sz w:val="21"/>
-          <w:szCs w:val="21"/>
-        </w:rPr>
-        <w:t xml:space="preserve">J+3 : relance téléphonique.</w:t>
-      </w:r>
-    </w:p>
-    <w:p>
-      <w:pPr>
-        <w:pStyle w:val="ListParagraph"/>
-        <w:numPr>
-          <w:ilvl w:val="0"/>
-          <w:numId w:val="1"/>
-        </w:numPr>
-        <w:spacing w:after="80"/>
-      </w:pPr>
-      <w:r>
-        <w:rPr>
-          <w:color w:val="374151"/>
-          <w:sz w:val="21"/>
-          <w:szCs w:val="21"/>
-        </w:rPr>
-        <w:t xml:space="preserve">J+7 : proposition de signature (lettre d'intention ou convention pilote).</w:t>
-      </w:r>
-    </w:p>
-    <w:p>
-      <w:pPr>
-        <w:pStyle w:val="ListParagraph"/>
-        <w:numPr>
-          <w:ilvl w:val="0"/>
-          <w:numId w:val="1"/>
-        </w:numPr>
-        <w:spacing w:after="80"/>
-      </w:pPr>
-      <w:r>
-        <w:rPr>
-          <w:color w:val="374151"/>
-          <w:sz w:val="21"/>
-          <w:szCs w:val="21"/>
-        </w:rPr>
-        <w:t xml:space="preserve">Puis relance tous les 15 jours jusqu'à une réponse formelle.</w:t>
+        <w:t xml:space="preserve">4. Objections — préparez vos réponses</w:t>
+      </w:r>
+    </w:p>
+    <w:p>
+      <w:pPr>
+        <w:pStyle w:val="ListParagraph"/>
+        <w:numPr>
+          <w:ilvl w:val="0"/>
+          <w:numId w:val="1"/>
+        </w:numPr>
+        <w:spacing w:after="80"/>
+      </w:pPr>
+      <w:r>
+        <w:rPr>
+          <w:color w:val="374151"/>
+          <w:sz w:val="21"/>
+          <w:szCs w:val="21"/>
+        </w:rPr>
+        <w:t xml:space="preserve">« C'est trop cher » — « Ce n'est pas l'école qui paie : ce sont les parents. Votre école reçoit 1 000 FCFA par élève à l'inscription + 750 FCFA par élève et par mois. Vous ne dépensez rien, vous gagnez. »</w:t>
+      </w:r>
+    </w:p>
+    <w:p>
+      <w:pPr>
+        <w:pStyle w:val="ListParagraph"/>
+        <w:numPr>
+          <w:ilvl w:val="0"/>
+          <w:numId w:val="1"/>
+        </w:numPr>
+        <w:spacing w:after="80"/>
+      </w:pPr>
+      <w:r>
+        <w:rPr>
+          <w:color w:val="374151"/>
+          <w:sz w:val="21"/>
+          <w:szCs w:val="21"/>
+        </w:rPr>
+        <w:t xml:space="preserve">« On utilise déjà Excel » — « Excel ne génère pas les bulletins ni ne suit les impayés en temps réel. GESchool vous fait gagner des jours entiers. »</w:t>
+      </w:r>
+    </w:p>
+    <w:p>
+      <w:pPr>
+        <w:pStyle w:val="ListParagraph"/>
+        <w:numPr>
+          <w:ilvl w:val="0"/>
+          <w:numId w:val="1"/>
+        </w:numPr>
+        <w:spacing w:after="80"/>
+      </w:pPr>
+      <w:r>
+        <w:rPr>
+          <w:color w:val="374151"/>
+          <w:sz w:val="21"/>
+          <w:szCs w:val="21"/>
+        </w:rPr>
+        <w:t xml:space="preserve">« Comment c'est sécurisé ? » — « Données hébergées sur un cloud sécurisé et sauvegardé ; l'école garde la main sur ses accès. »</w:t>
+      </w:r>
+    </w:p>
+    <w:p>
+      <w:pPr>
+        <w:pStyle w:val="ListParagraph"/>
+        <w:numPr>
+          <w:ilvl w:val="0"/>
+          <w:numId w:val="1"/>
+        </w:numPr>
+        <w:spacing w:after="80"/>
+      </w:pPr>
+      <w:r>
+        <w:rPr>
+          <w:color w:val="374151"/>
+          <w:sz w:val="21"/>
+          <w:szCs w:val="21"/>
+        </w:rPr>
+        <w:t xml:space="preserve">« Pas le moment » — « Justement : la démo ne vous engage à rien, et commencer à la rentrée vous rendra plus efficace dès le premier trimestre. »</w:t>
       </w:r>
     </w:p>
     <w:p>
@@ -424,6 +388,93 @@
           <w:sz w:val="24"/>
           <w:szCs w:val="24"/>
         </w:rPr>
+        <w:t xml:space="preserve">5. Suivi &amp; relances</w:t>
+      </w:r>
+    </w:p>
+    <w:p>
+      <w:pPr>
+        <w:pStyle w:val="ListParagraph"/>
+        <w:numPr>
+          <w:ilvl w:val="0"/>
+          <w:numId w:val="1"/>
+        </w:numPr>
+        <w:spacing w:after="80"/>
+      </w:pPr>
+      <w:r>
+        <w:rPr>
+          <w:color w:val="374151"/>
+          <w:sz w:val="21"/>
+          <w:szCs w:val="21"/>
+        </w:rPr>
+        <w:t xml:space="preserve">J+1 : merci + envoi de la fiche produit.</w:t>
+      </w:r>
+    </w:p>
+    <w:p>
+      <w:pPr>
+        <w:pStyle w:val="ListParagraph"/>
+        <w:numPr>
+          <w:ilvl w:val="0"/>
+          <w:numId w:val="1"/>
+        </w:numPr>
+        <w:spacing w:after="80"/>
+      </w:pPr>
+      <w:r>
+        <w:rPr>
+          <w:color w:val="374151"/>
+          <w:sz w:val="21"/>
+          <w:szCs w:val="21"/>
+        </w:rPr>
+        <w:t xml:space="preserve">J+3 : relance téléphonique.</w:t>
+      </w:r>
+    </w:p>
+    <w:p>
+      <w:pPr>
+        <w:pStyle w:val="ListParagraph"/>
+        <w:numPr>
+          <w:ilvl w:val="0"/>
+          <w:numId w:val="1"/>
+        </w:numPr>
+        <w:spacing w:after="80"/>
+      </w:pPr>
+      <w:r>
+        <w:rPr>
+          <w:color w:val="374151"/>
+          <w:sz w:val="21"/>
+          <w:szCs w:val="21"/>
+        </w:rPr>
+        <w:t xml:space="preserve">J+7 : proposition de signature (lettre d'intention ou convention d'abonnement).</w:t>
+      </w:r>
+    </w:p>
+    <w:p>
+      <w:pPr>
+        <w:pStyle w:val="ListParagraph"/>
+        <w:numPr>
+          <w:ilvl w:val="0"/>
+          <w:numId w:val="1"/>
+        </w:numPr>
+        <w:spacing w:after="80"/>
+      </w:pPr>
+      <w:r>
+        <w:rPr>
+          <w:color w:val="374151"/>
+          <w:sz w:val="21"/>
+          <w:szCs w:val="21"/>
+        </w:rPr>
+        <w:t xml:space="preserve">Puis relance tous les 15 jours jusqu'à une réponse formelle.</w:t>
+      </w:r>
+    </w:p>
+    <w:p>
+      <w:pPr>
+        <w:spacing w:after="100" w:before="320"/>
+      </w:pPr>
+      <w:r>
+        <w:rPr>
+          <w:b/>
+          <w:bCs/>
+          <w:color w:val="F97316"/>
+          <w:sz w:val="24"/>
+          <w:szCs w:val="24"/>
+        </w:rPr>
         <w:t xml:space="preserve">6. Kit à emporter (checklist)</w:t>
       </w:r>
     </w:p>
@@ -496,7 +547,7 @@
           <w:sz w:val="21"/>
           <w:szCs w:val="21"/>
         </w:rPr>
-        <w:t xml:space="preserve">Convention pilote vierge</w:t>
+        <w:t xml:space="preserve">Convention d'abonnement vierge</w:t>
       </w:r>
     </w:p>
     <w:p>
